--- a/resources/Nanxing_hotel.docx
+++ b/resources/Nanxing_hotel.docx
@@ -1,6 +1,6 @@
 
 <file path=word/document.xml><?xml version="1.0" encoding="utf-8"?>
-<w:document xmlns:wpc="http://schemas.microsoft.com/office/word/2010/wordprocessingCanvas" xmlns:cx="http://schemas.microsoft.com/office/drawing/2014/chartex" xmlns:cx1="http://schemas.microsoft.com/office/drawing/2015/9/8/chartex" xmlns:cx2="http://schemas.microsoft.com/office/drawing/2015/10/21/chartex" xmlns:cx3="http://schemas.microsoft.com/office/drawing/2016/5/9/chartex" xmlns:cx4="http://schemas.microsoft.com/office/drawing/2016/5/10/chartex" xmlns:cx5="http://schemas.microsoft.com/office/drawing/2016/5/11/chartex" xmlns:cx6="http://schemas.microsoft.com/office/drawing/2016/5/12/chartex" xmlns:cx7="http://schemas.microsoft.com/office/drawing/2016/5/13/chartex" xmlns:cx8="http://schemas.microsoft.com/office/drawing/2016/5/14/chartex" xmlns:mc="http://schemas.openxmlformats.org/markup-compatibility/2006" xmlns:aink="http://schemas.microsoft.com/office/drawing/2016/ink" xmlns:am3d="http://schemas.microsoft.com/office/drawing/2017/model3d" xmlns:o="urn:schemas-microsoft-com:office:office" xmlns:r="http://schemas.openxmlformats.org/officeDocument/2006/relationships" xmlns:m="http://schemas.openxmlformats.org/officeDocument/2006/math" xmlns:v="urn:schemas-microsoft-com:vml" xmlns:wp14="http://schemas.microsoft.com/office/word/2010/wordprocessingDrawing" xmlns:wp="http://schemas.openxmlformats.org/drawingml/2006/wordprocessingDrawing" xmlns:w10="urn:schemas-microsoft-com:office:word" xmlns:w="http://schemas.openxmlformats.org/wordprocessingml/2006/main" xmlns:w14="http://schemas.microsoft.com/office/word/2010/wordml" xmlns:w15="http://schemas.microsoft.com/office/word/2012/wordml" xmlns:w16cex="http://schemas.microsoft.com/office/word/2018/wordml/cex" xmlns:w16cid="http://schemas.microsoft.com/office/word/2016/wordml/cid" xmlns:w16="http://schemas.microsoft.com/office/word/2018/wordml" xmlns:w16sdtdh="http://schemas.microsoft.com/office/word/2020/wordml/sdtdatahash" xmlns:w16se="http://schemas.microsoft.com/office/word/2015/wordml/symex" xmlns:wpg="http://schemas.microsoft.com/office/word/2010/wordprocessingGroup" xmlns:wpi="http://schemas.microsoft.com/office/word/2010/wordprocessingInk" xmlns:wne="http://schemas.microsoft.com/office/word/2006/wordml" xmlns:wps="http://schemas.microsoft.com/office/word/2010/wordprocessingShape" mc:Ignorable="w14 w15 w16se w16cid w16 w16cex w16sdtdh wp14">
+<w:document xmlns:wpc="http://schemas.microsoft.com/office/word/2010/wordprocessingCanvas" xmlns:cx="http://schemas.microsoft.com/office/drawing/2014/chartex" xmlns:cx1="http://schemas.microsoft.com/office/drawing/2015/9/8/chartex" xmlns:cx2="http://schemas.microsoft.com/office/drawing/2015/10/21/chartex" xmlns:cx3="http://schemas.microsoft.com/office/drawing/2016/5/9/chartex" xmlns:cx4="http://schemas.microsoft.com/office/drawing/2016/5/10/chartex" xmlns:cx5="http://schemas.microsoft.com/office/drawing/2016/5/11/chartex" xmlns:cx6="http://schemas.microsoft.com/office/drawing/2016/5/12/chartex" xmlns:cx7="http://schemas.microsoft.com/office/drawing/2016/5/13/chartex" xmlns:cx8="http://schemas.microsoft.com/office/drawing/2016/5/14/chartex" xmlns:mc="http://schemas.openxmlformats.org/markup-compatibility/2006" xmlns:aink="http://schemas.microsoft.com/office/drawing/2016/ink" xmlns:am3d="http://schemas.microsoft.com/office/drawing/2017/model3d" xmlns:o="urn:schemas-microsoft-com:office:office" xmlns:oel="http://schemas.microsoft.com/office/2019/extlst" xmlns:r="http://schemas.openxmlformats.org/officeDocument/2006/relationships" xmlns:m="http://schemas.openxmlformats.org/officeDocument/2006/math" xmlns:v="urn:schemas-microsoft-com:vml" xmlns:wp14="http://schemas.microsoft.com/office/word/2010/wordprocessingDrawing" xmlns:wp="http://schemas.openxmlformats.org/drawingml/2006/wordprocessingDrawing" xmlns:w10="urn:schemas-microsoft-com:office:word" xmlns:w="http://schemas.openxmlformats.org/wordprocessingml/2006/main" xmlns:w14="http://schemas.microsoft.com/office/word/2010/wordml" xmlns:w15="http://schemas.microsoft.com/office/word/2012/wordml" xmlns:w16cex="http://schemas.microsoft.com/office/word/2018/wordml/cex" xmlns:w16cid="http://schemas.microsoft.com/office/word/2016/wordml/cid" xmlns:w16="http://schemas.microsoft.com/office/word/2018/wordml" xmlns:w16du="http://schemas.microsoft.com/office/word/2023/wordml/word16du" xmlns:w16sdtdh="http://schemas.microsoft.com/office/word/2020/wordml/sdtdatahash" xmlns:w16sdtfl="http://schemas.microsoft.com/office/word/2024/wordml/sdtformatlock" xmlns:w16se="http://schemas.microsoft.com/office/word/2015/wordml/symex" xmlns:wpg="http://schemas.microsoft.com/office/word/2010/wordprocessingGroup" xmlns:wpi="http://schemas.microsoft.com/office/word/2010/wordprocessingInk" xmlns:wne="http://schemas.microsoft.com/office/word/2006/wordml" xmlns:wps="http://schemas.microsoft.com/office/word/2010/wordprocessingShape" mc:Ignorable="w14 w15 w16se w16cid w16 w16cex w16sdtdh w16sdtfl w16du wp14">
   <w:body>
     <w:p>
       <w:pPr>
@@ -272,7 +272,6 @@
       <w:r>
         <w:br w:type="column"/>
       </w:r>
-      <w:proofErr w:type="spellStart"/>
       <w:r>
         <w:rPr>
           <w:b/>
@@ -280,7 +279,6 @@
         </w:rPr>
         <w:t>Nanxing</w:t>
       </w:r>
-      <w:proofErr w:type="spellEnd"/>
       <w:r>
         <w:rPr>
           <w:b/>
@@ -309,17 +307,8 @@
           <w:color w:val="535353"/>
           <w:sz w:val="19"/>
         </w:rPr>
-        <w:t>(</w:t>
-      </w:r>
-      <w:proofErr w:type="spellStart"/>
-      <w:r>
-        <w:rPr>
-          <w:color w:val="535353"/>
-          <w:sz w:val="19"/>
-        </w:rPr>
-        <w:t>Nanxing</w:t>
-      </w:r>
-      <w:proofErr w:type="spellEnd"/>
+        <w:t>(Nanxing</w:t>
+      </w:r>
       <w:r>
         <w:rPr>
           <w:color w:val="535353"/>
@@ -964,7 +953,7 @@
           </mc:Choice>
           <mc:Fallback>
             <w:pict>
-              <v:group w14:anchorId="46233196" id="Group 2" o:spid="_x0000_s1026" style="position:absolute;margin-left:39.35pt;margin-top:-15.25pt;width:542.25pt;height:528.4pt;z-index:-15818240;mso-wrap-distance-left:0;mso-wrap-distance-right:0;mso-position-horizontal-relative:page" coordsize="68865,67106" o:gfxdata="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">
+              <v:group w14:anchorId="20DB3413" id="Group 2" o:spid="_x0000_s1026" style="position:absolute;margin-left:39.35pt;margin-top:-15.25pt;width:542.25pt;height:528.4pt;z-index:-15818240;mso-wrap-distance-left:0;mso-wrap-distance-right:0;mso-position-horizontal-relative:page" coordsize="68865,67106" o:gfxdata="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">
                 <v:shape id="Graphic 3" o:spid="_x0000_s1027" style="position:absolute;top:6;width:68865;height:63449;visibility:visible;mso-wrap-style:square;v-text-anchor:top" coordsize="6886575,6344920" o:gfxdata="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" path="m6886575,r-9525,l6877050,6333490r-6867525,l9525,,,,,6333490r,11430l6886575,6344920r,-11430l6886575,xe" fillcolor="#3c4752" stroked="f">
                   <v:path arrowok="t"/>
                 </v:shape>
@@ -1023,46 +1012,21 @@
           <w:w w:val="105"/>
           <w:sz w:val="16"/>
         </w:rPr>
-        <w:t xml:space="preserve">5th Floor, No. 158, </w:t>
-      </w:r>
-      <w:proofErr w:type="spellStart"/>
-      <w:r>
-        <w:rPr>
-          <w:w w:val="105"/>
+        <w:t xml:space="preserve">5th Floor, No. 158, Heguang Road, Tianhe </w:t>
+      </w:r>
+      <w:r>
+        <w:rPr>
           <w:sz w:val="16"/>
         </w:rPr>
-        <w:t>Heguang</w:t>
-      </w:r>
-      <w:proofErr w:type="spellEnd"/>
+        <w:t xml:space="preserve">District, Guangzhou City, Guangdong Province, Tianhe, </w:t>
+      </w:r>
       <w:r>
         <w:rPr>
           <w:w w:val="105"/>
           <w:sz w:val="16"/>
         </w:rPr>
-        <w:t xml:space="preserve"> Road, Tianhe </w:t>
-      </w:r>
-      <w:r>
-        <w:rPr>
-          <w:sz w:val="16"/>
-        </w:rPr>
-        <w:t xml:space="preserve">District, Guangzhou City, Guangdong Province, Tianhe, </w:t>
-      </w:r>
-      <w:r>
-        <w:rPr>
-          <w:w w:val="105"/>
-          <w:sz w:val="16"/>
-        </w:rPr>
-        <w:t xml:space="preserve">Guangzhou, 510000, Trung </w:t>
-      </w:r>
-      <w:proofErr w:type="spellStart"/>
-      <w:r>
-        <w:rPr>
-          <w:w w:val="105"/>
-          <w:sz w:val="16"/>
-        </w:rPr>
-        <w:t>Quốc</w:t>
-      </w:r>
-      <w:proofErr w:type="spellEnd"/>
+        <w:t>Guangzhou, 510000, Trung Quốc</w:t>
+      </w:r>
     </w:p>
     <w:p>
       <w:pPr>
@@ -1149,7 +1113,6 @@
         </w:rPr>
         <w:t xml:space="preserve"> </w:t>
       </w:r>
-      <w:proofErr w:type="spellStart"/>
       <w:r>
         <w:rPr>
           <w:rFonts w:ascii="SimSun" w:eastAsia="SimSun"/>
@@ -1158,7 +1121,6 @@
         </w:rPr>
         <w:t>天河区</w:t>
       </w:r>
-      <w:proofErr w:type="spellEnd"/>
       <w:r>
         <w:rPr>
           <w:w w:val="90"/>
@@ -1427,14 +1389,12 @@
         </w:rPr>
         <w:t>{{</w:t>
       </w:r>
-      <w:proofErr w:type="spellStart"/>
       <w:r>
         <w:rPr>
           <w:position w:val="-9"/>
         </w:rPr>
         <w:t>f_month_text</w:t>
       </w:r>
-      <w:proofErr w:type="spellEnd"/>
       <w:r>
         <w:rPr>
           <w:position w:val="-9"/>
@@ -1536,22 +1496,14 @@
         <w:rPr>
           <w:position w:val="-9"/>
         </w:rPr>
-        <w:t>{{</w:t>
-      </w:r>
-      <w:proofErr w:type="spellStart"/>
+        <w:t>{{e</w:t>
+      </w:r>
       <w:r>
         <w:rPr>
           <w:position w:val="-9"/>
         </w:rPr>
-        <w:t>e</w:t>
-      </w:r>
-      <w:r>
-        <w:rPr>
-          <w:position w:val="-9"/>
-        </w:rPr>
         <w:t>_month_text</w:t>
       </w:r>
-      <w:proofErr w:type="spellEnd"/>
       <w:r>
         <w:rPr>
           <w:position w:val="-9"/>
@@ -1732,56 +1684,20 @@
         </w:rPr>
         <w:t xml:space="preserve"> </w:t>
       </w:r>
-      <w:proofErr w:type="gramStart"/>
       <w:r>
         <w:rPr>
           <w:spacing w:val="-2"/>
         </w:rPr>
-        <w:t>{{ (</w:t>
-      </w:r>
-      <w:proofErr w:type="gramEnd"/>
+        <w:t>{{ ((</w:t>
+      </w:r>
+      <w:r>
+        <w:t>names | length</w:t>
+      </w:r>
       <w:r>
         <w:rPr>
           <w:spacing w:val="-2"/>
         </w:rPr>
-        <w:t>(</w:t>
-      </w:r>
-      <w:r>
-        <w:t>names | length</w:t>
-      </w:r>
-      <w:r>
-        <w:rPr>
-          <w:spacing w:val="-2"/>
-        </w:rPr>
-        <w:t xml:space="preserve">) * </w:t>
-      </w:r>
-      <w:proofErr w:type="spellStart"/>
-      <w:r>
-        <w:rPr>
-          <w:spacing w:val="-2"/>
-        </w:rPr>
-        <w:t>unit_of_hotel</w:t>
-      </w:r>
-      <w:proofErr w:type="spellEnd"/>
-      <w:r>
-        <w:rPr>
-          <w:spacing w:val="-2"/>
-        </w:rPr>
-        <w:t xml:space="preserve">) | </w:t>
-      </w:r>
-      <w:proofErr w:type="spellStart"/>
-      <w:r>
-        <w:rPr>
-          <w:spacing w:val="-2"/>
-        </w:rPr>
-        <w:t>vnd_decimal</w:t>
-      </w:r>
-      <w:proofErr w:type="spellEnd"/>
-      <w:r>
-        <w:rPr>
-          <w:spacing w:val="-2"/>
-        </w:rPr>
-        <w:t>}}</w:t>
+        <w:t>) * unit_of_hotel) | vnd_decimal}}</w:t>
       </w:r>
     </w:p>
     <w:p>
@@ -1811,11 +1727,9 @@
         </w:rPr>
         <w:t xml:space="preserve"> </w:t>
       </w:r>
-      <w:proofErr w:type="spellStart"/>
       <w:r>
         <w:t>Thuế</w:t>
       </w:r>
-      <w:proofErr w:type="spellEnd"/>
       <w:r>
         <w:rPr>
           <w:spacing w:val="-2"/>
@@ -1847,52 +1761,16 @@
         <w:rPr>
           <w:spacing w:val="-2"/>
         </w:rPr>
-        <w:t>{</w:t>
-      </w:r>
-      <w:proofErr w:type="gramStart"/>
+        <w:t>{{( (</w:t>
+      </w:r>
+      <w:r>
+        <w:t>names | length</w:t>
+      </w:r>
       <w:r>
         <w:rPr>
           <w:spacing w:val="-2"/>
         </w:rPr>
-        <w:t>{( (</w:t>
-      </w:r>
-      <w:proofErr w:type="gramEnd"/>
-      <w:r>
-        <w:t>names | length</w:t>
-      </w:r>
-      <w:r>
-        <w:rPr>
-          <w:spacing w:val="-2"/>
-        </w:rPr>
-        <w:t xml:space="preserve">) * </w:t>
-      </w:r>
-      <w:proofErr w:type="spellStart"/>
-      <w:r>
-        <w:rPr>
-          <w:spacing w:val="-2"/>
-        </w:rPr>
-        <w:t>unit_of_hotel</w:t>
-      </w:r>
-      <w:proofErr w:type="spellEnd"/>
-      <w:r>
-        <w:rPr>
-          <w:spacing w:val="-2"/>
-        </w:rPr>
-        <w:t xml:space="preserve"> * 0.06) | </w:t>
-      </w:r>
-      <w:proofErr w:type="spellStart"/>
-      <w:r>
-        <w:rPr>
-          <w:spacing w:val="-2"/>
-        </w:rPr>
-        <w:t>vnd_decimal</w:t>
-      </w:r>
-      <w:proofErr w:type="spellEnd"/>
-      <w:r>
-        <w:rPr>
-          <w:spacing w:val="-2"/>
-        </w:rPr>
-        <w:t xml:space="preserve"> }}</w:t>
+        <w:t>) * unit_of_hotel * 0.06) | vnd_decimal }}</w:t>
       </w:r>
     </w:p>
     <w:p>
@@ -1934,16 +1812,8 @@
         <w:rPr>
           <w:color w:val="1A1A1A"/>
         </w:rPr>
-        <w:t>(</w:t>
-      </w:r>
-      <w:proofErr w:type="gramStart"/>
-      <w:r>
-        <w:rPr>
-          <w:color w:val="1A1A1A"/>
-        </w:rPr>
-        <w:t>for</w:t>
-      </w:r>
-      <w:proofErr w:type="gramEnd"/>
+        <w:t>(for</w:t>
+      </w:r>
       <w:r>
         <w:rPr>
           <w:color w:val="1A1A1A"/>
@@ -1970,42 +1840,9 @@
       <w:r>
         <w:rPr>
           <w:color w:val="1A1A1A"/>
-          <w:spacing w:val="-9"/>
-        </w:rPr>
-        <w:t xml:space="preserve"> </w:t>
-      </w:r>
-      <w:r>
-        <w:rPr>
-          <w:color w:val="1A1A1A"/>
-        </w:rPr>
-        <w:t>and</w:t>
-      </w:r>
-      <w:r>
-        <w:rPr>
-          <w:color w:val="1A1A1A"/>
-          <w:spacing w:val="-9"/>
-        </w:rPr>
-        <w:t xml:space="preserve"> </w:t>
-      </w:r>
-      <w:r>
-        <w:rPr>
-          <w:color w:val="1A1A1A"/>
-        </w:rPr>
-        <w:t>1</w:t>
-      </w:r>
-      <w:r>
-        <w:rPr>
-          <w:color w:val="1A1A1A"/>
-          <w:spacing w:val="-9"/>
-        </w:rPr>
-        <w:t xml:space="preserve"> </w:t>
-      </w:r>
-      <w:r>
-        <w:rPr>
-          <w:color w:val="1A1A1A"/>
           <w:spacing w:val="-2"/>
         </w:rPr>
-        <w:t>child)</w:t>
+        <w:t>)</w:t>
       </w:r>
     </w:p>
     <w:p>
@@ -2255,11 +2092,9 @@
         <w:spacing w:line="189" w:lineRule="exact"/>
         <w:ind w:left="515"/>
       </w:pPr>
-      <w:proofErr w:type="spellStart"/>
       <w:r>
         <w:t>Nanxing</w:t>
       </w:r>
-      <w:proofErr w:type="spellEnd"/>
       <w:r>
         <w:rPr>
           <w:spacing w:val="-8"/>
@@ -2431,15 +2266,7 @@
         <w:ind w:left="515" w:right="389"/>
       </w:pPr>
       <w:r>
-        <w:t xml:space="preserve">You'll pay </w:t>
-      </w:r>
-      <w:proofErr w:type="spellStart"/>
-      <w:r>
-        <w:t>Nanxing</w:t>
-      </w:r>
-      <w:proofErr w:type="spellEnd"/>
-      <w:r>
-        <w:t xml:space="preserve"> Hotel in CNY according to the exchange rate on the day of payment. The</w:t>
+        <w:t>You'll pay Nanxing Hotel in CNY according to the exchange rate on the day of payment. The</w:t>
       </w:r>
       <w:r>
         <w:rPr>
@@ -2654,13 +2481,8 @@
         <w:t xml:space="preserve"> </w:t>
       </w:r>
       <w:r>
-        <w:t>(</w:t>
-      </w:r>
-      <w:proofErr w:type="gramStart"/>
-      <w:r>
-        <w:t>e.g.</w:t>
-      </w:r>
-      <w:proofErr w:type="gramEnd"/>
+        <w:t>(e.g.</w:t>
+      </w:r>
       <w:r>
         <w:rPr>
           <w:spacing w:val="-5"/>
@@ -2784,9 +2606,38 @@
           <w:spacing w:val="-2"/>
           <w:sz w:val="30"/>
         </w:rPr>
-        <w:t>{{</w:t>
-      </w:r>
-      <w:proofErr w:type="gramStart"/>
+        <w:t>{{(</w:t>
+      </w:r>
+      <w:r>
+        <w:rPr>
+          <w:color w:val="1A1A1A"/>
+          <w:spacing w:val="-2"/>
+          <w:sz w:val="30"/>
+        </w:rPr>
+        <w:t>(</w:t>
+      </w:r>
+      <w:r>
+        <w:rPr>
+          <w:sz w:val="15"/>
+        </w:rPr>
+        <w:t xml:space="preserve"> </w:t>
+      </w:r>
+      <w:r>
+        <w:rPr>
+          <w:color w:val="1A1A1A"/>
+          <w:spacing w:val="-2"/>
+          <w:sz w:val="30"/>
+        </w:rPr>
+        <w:t>names | length</w:t>
+      </w:r>
+      <w:r>
+        <w:rPr>
+          <w:color w:val="1A1A1A"/>
+          <w:spacing w:val="-2"/>
+          <w:sz w:val="30"/>
+        </w:rPr>
+        <w:t xml:space="preserve">) * </w:t>
+      </w:r>
       <w:r>
         <w:rPr>
           <w:rFonts w:hint="cs"/>
@@ -2794,78 +2645,8 @@
           <w:spacing w:val="-2"/>
           <w:sz w:val="30"/>
         </w:rPr>
-        <w:t>(</w:t>
-      </w:r>
-      <w:r>
-        <w:rPr>
-          <w:color w:val="1A1A1A"/>
-          <w:spacing w:val="-2"/>
-          <w:sz w:val="30"/>
-        </w:rPr>
-        <w:t>(</w:t>
-      </w:r>
-      <w:r>
-        <w:rPr>
-          <w:sz w:val="15"/>
-        </w:rPr>
-        <w:t xml:space="preserve"> </w:t>
-      </w:r>
-      <w:r>
-        <w:rPr>
-          <w:color w:val="1A1A1A"/>
-          <w:spacing w:val="-2"/>
-          <w:sz w:val="30"/>
-        </w:rPr>
-        <w:t>names</w:t>
-      </w:r>
-      <w:proofErr w:type="gramEnd"/>
-      <w:r>
-        <w:rPr>
-          <w:color w:val="1A1A1A"/>
-          <w:spacing w:val="-2"/>
-          <w:sz w:val="30"/>
-        </w:rPr>
-        <w:t xml:space="preserve"> | length</w:t>
-      </w:r>
-      <w:r>
-        <w:rPr>
-          <w:color w:val="1A1A1A"/>
-          <w:spacing w:val="-2"/>
-          <w:sz w:val="30"/>
-        </w:rPr>
-        <w:t xml:space="preserve">) * </w:t>
-      </w:r>
-      <w:proofErr w:type="spellStart"/>
-      <w:r>
-        <w:rPr>
-          <w:rFonts w:hint="cs"/>
-          <w:color w:val="1A1A1A"/>
-          <w:spacing w:val="-2"/>
-          <w:sz w:val="30"/>
-        </w:rPr>
-        <w:t>unit_of_hotel</w:t>
-      </w:r>
-      <w:proofErr w:type="spellEnd"/>
-      <w:r>
-        <w:rPr>
-          <w:rFonts w:hint="cs"/>
-          <w:color w:val="1A1A1A"/>
-          <w:spacing w:val="-2"/>
-          <w:sz w:val="30"/>
-        </w:rPr>
-        <w:t xml:space="preserve"> * 1.06) | </w:t>
-      </w:r>
-      <w:proofErr w:type="spellStart"/>
-      <w:r>
-        <w:rPr>
-          <w:rFonts w:hint="cs"/>
-          <w:color w:val="1A1A1A"/>
-          <w:spacing w:val="-2"/>
-          <w:sz w:val="30"/>
-        </w:rPr>
-        <w:t>vnd</w:t>
-      </w:r>
-      <w:proofErr w:type="spellEnd"/>
+        <w:t>unit_of_hotel * 1.06) | vnd</w:t>
+      </w:r>
       <w:r>
         <w:rPr>
           <w:rFonts w:hint="cs"/>
@@ -2902,54 +2683,16 @@
           <w:spacing w:val="-2"/>
           <w:sz w:val="15"/>
         </w:rPr>
-        <w:t>{{</w:t>
-      </w:r>
-      <w:proofErr w:type="gramStart"/>
+        <w:t xml:space="preserve">{{(( names | length) * unit_of_hotel * 1.06) | </w:t>
+      </w:r>
       <w:r>
         <w:rPr>
           <w:color w:val="1A1A1A"/>
           <w:spacing w:val="-2"/>
           <w:sz w:val="15"/>
         </w:rPr>
-        <w:t>(( names</w:t>
-      </w:r>
-      <w:proofErr w:type="gramEnd"/>
-      <w:r>
-        <w:rPr>
-          <w:color w:val="1A1A1A"/>
-          <w:spacing w:val="-2"/>
-          <w:sz w:val="15"/>
-        </w:rPr>
-        <w:t xml:space="preserve"> | length) * </w:t>
-      </w:r>
-      <w:proofErr w:type="spellStart"/>
-      <w:r>
-        <w:rPr>
-          <w:color w:val="1A1A1A"/>
-          <w:spacing w:val="-2"/>
-          <w:sz w:val="15"/>
-        </w:rPr>
-        <w:t>unit_of_hotel</w:t>
-      </w:r>
-      <w:proofErr w:type="spellEnd"/>
-      <w:r>
-        <w:rPr>
-          <w:color w:val="1A1A1A"/>
-          <w:spacing w:val="-2"/>
-          <w:sz w:val="15"/>
-        </w:rPr>
-        <w:t xml:space="preserve"> * 1.06) | </w:t>
-      </w:r>
-      <w:proofErr w:type="spellStart"/>
-      <w:r>
-        <w:rPr>
-          <w:color w:val="1A1A1A"/>
-          <w:spacing w:val="-2"/>
-          <w:sz w:val="15"/>
-        </w:rPr>
         <w:t>cny</w:t>
       </w:r>
-      <w:proofErr w:type="spellEnd"/>
       <w:r>
         <w:rPr>
           <w:color w:val="1A1A1A"/>
@@ -3242,11 +2985,9 @@
         <w:pStyle w:val="Heading3"/>
         <w:ind w:left="515"/>
       </w:pPr>
-      <w:proofErr w:type="spellStart"/>
       <w:r>
         <w:t>Phòng</w:t>
       </w:r>
-      <w:proofErr w:type="spellEnd"/>
       <w:r>
         <w:rPr>
           <w:spacing w:val="5"/>
@@ -3271,118 +3012,92 @@
         </w:rPr>
         <w:t xml:space="preserve"> </w:t>
       </w:r>
-      <w:proofErr w:type="spellStart"/>
       <w:r>
         <w:t>Giường</w:t>
       </w:r>
-      <w:proofErr w:type="spellEnd"/>
       <w:r>
         <w:rPr>
           <w:spacing w:val="2"/>
         </w:rPr>
         <w:t xml:space="preserve"> </w:t>
       </w:r>
-      <w:proofErr w:type="spellStart"/>
       <w:r>
         <w:t>Đôi</w:t>
       </w:r>
-      <w:proofErr w:type="spellEnd"/>
       <w:r>
         <w:rPr>
           <w:spacing w:val="3"/>
         </w:rPr>
         <w:t xml:space="preserve"> </w:t>
       </w:r>
-      <w:proofErr w:type="spellStart"/>
       <w:r>
         <w:t>với</w:t>
       </w:r>
-      <w:proofErr w:type="spellEnd"/>
       <w:r>
         <w:rPr>
           <w:spacing w:val="3"/>
         </w:rPr>
         <w:t xml:space="preserve"> </w:t>
       </w:r>
-      <w:proofErr w:type="spellStart"/>
       <w:r>
         <w:t>Quyền</w:t>
       </w:r>
-      <w:proofErr w:type="spellEnd"/>
       <w:r>
         <w:rPr>
           <w:spacing w:val="4"/>
         </w:rPr>
         <w:t xml:space="preserve"> </w:t>
       </w:r>
-      <w:proofErr w:type="spellStart"/>
       <w:r>
         <w:t>sử</w:t>
       </w:r>
-      <w:proofErr w:type="spellEnd"/>
       <w:r>
         <w:rPr>
           <w:spacing w:val="5"/>
         </w:rPr>
         <w:t xml:space="preserve"> </w:t>
       </w:r>
-      <w:proofErr w:type="spellStart"/>
       <w:r>
         <w:t>dụng</w:t>
       </w:r>
-      <w:proofErr w:type="spellEnd"/>
       <w:r>
         <w:rPr>
           <w:spacing w:val="5"/>
         </w:rPr>
         <w:t xml:space="preserve"> </w:t>
       </w:r>
-      <w:proofErr w:type="spellStart"/>
       <w:r>
         <w:t>Phòng</w:t>
       </w:r>
-      <w:proofErr w:type="spellEnd"/>
       <w:r>
         <w:rPr>
           <w:spacing w:val="5"/>
         </w:rPr>
         <w:t xml:space="preserve"> </w:t>
       </w:r>
-      <w:proofErr w:type="spellStart"/>
       <w:r>
         <w:t>tập</w:t>
       </w:r>
-      <w:proofErr w:type="spellEnd"/>
       <w:r>
         <w:rPr>
           <w:spacing w:val="5"/>
         </w:rPr>
         <w:t xml:space="preserve"> </w:t>
       </w:r>
-      <w:proofErr w:type="spellStart"/>
       <w:r>
         <w:t>thể</w:t>
       </w:r>
-      <w:proofErr w:type="spellEnd"/>
       <w:r>
         <w:rPr>
           <w:spacing w:val="4"/>
         </w:rPr>
         <w:t xml:space="preserve"> </w:t>
       </w:r>
-      <w:proofErr w:type="spellStart"/>
       <w:r>
         <w:rPr>
           <w:spacing w:val="-4"/>
         </w:rPr>
-        <w:t>dục</w:t>
-      </w:r>
-      <w:proofErr w:type="spellEnd"/>
-      <w:r>
-        <w:rPr>
-          <w:spacing w:val="-4"/>
-        </w:rPr>
-        <w:t>.</w:t>
+        <w:t>dục.</w:t>
       </w:r>
     </w:p>
     <w:p>
@@ -3410,15 +3125,7 @@
         <w:t xml:space="preserve"> </w:t>
       </w:r>
       <w:r>
-        <w:t xml:space="preserve">{{names | </w:t>
-      </w:r>
-      <w:proofErr w:type="gramStart"/>
-      <w:r>
-        <w:t>join(</w:t>
-      </w:r>
-      <w:proofErr w:type="gramEnd"/>
-      <w:r>
-        <w:t>‘,’)}}</w:t>
+        <w:t>{{names | join(‘,’)}}</w:t>
       </w:r>
     </w:p>
     <w:p>
@@ -3477,15 +3184,7 @@
         <w:ind w:left="518"/>
       </w:pPr>
       <w:r>
-        <w:t>{{</w:t>
-      </w:r>
-      <w:proofErr w:type="spellStart"/>
-      <w:r>
-        <w:t>adults_number</w:t>
-      </w:r>
-      <w:proofErr w:type="spellEnd"/>
-      <w:r>
-        <w:t>}}</w:t>
+        <w:t>{{adults_number}}</w:t>
       </w:r>
       <w:r>
         <w:rPr>
@@ -3495,38 +3194,6 @@
       </w:r>
       <w:r>
         <w:t>adults</w:t>
-      </w:r>
-      <w:r>
-        <w:rPr>
-          <w:spacing w:val="-1"/>
-        </w:rPr>
-        <w:t xml:space="preserve"> </w:t>
-      </w:r>
-      <w:r>
-        <w:t>and</w:t>
-      </w:r>
-      <w:r>
-        <w:rPr>
-          <w:spacing w:val="-4"/>
-        </w:rPr>
-        <w:t xml:space="preserve"> </w:t>
-      </w:r>
-      <w:r>
-        <w:t>{{</w:t>
-      </w:r>
-      <w:proofErr w:type="spellStart"/>
-      <w:r>
-        <w:t>child_number</w:t>
-      </w:r>
-      <w:proofErr w:type="spellEnd"/>
-      <w:r>
-        <w:t>}}</w:t>
-      </w:r>
-      <w:r>
-        <w:rPr>
-          <w:spacing w:val="-2"/>
-        </w:rPr>
-        <w:t xml:space="preserve"> child</w:t>
       </w:r>
     </w:p>
     <w:p>
@@ -4356,7 +4023,6 @@
         </w:rPr>
         <w:t xml:space="preserve"> </w:t>
       </w:r>
-      <w:proofErr w:type="spellStart"/>
       <w:r>
         <w:rPr>
           <w:position w:val="1"/>
@@ -4364,7 +4030,6 @@
         </w:rPr>
         <w:t>Không</w:t>
       </w:r>
-      <w:proofErr w:type="spellEnd"/>
       <w:r>
         <w:rPr>
           <w:spacing w:val="7"/>
@@ -4373,7 +4038,6 @@
         </w:rPr>
         <w:t xml:space="preserve"> </w:t>
       </w:r>
-      <w:proofErr w:type="spellStart"/>
       <w:r>
         <w:rPr>
           <w:position w:val="1"/>
@@ -4381,7 +4045,6 @@
         </w:rPr>
         <w:t>cần</w:t>
       </w:r>
-      <w:proofErr w:type="spellEnd"/>
       <w:r>
         <w:rPr>
           <w:spacing w:val="8"/>
@@ -4390,7 +4053,6 @@
         </w:rPr>
         <w:t xml:space="preserve"> </w:t>
       </w:r>
-      <w:proofErr w:type="spellStart"/>
       <w:r>
         <w:rPr>
           <w:position w:val="1"/>
@@ -4398,7 +4060,6 @@
         </w:rPr>
         <w:t>thanh</w:t>
       </w:r>
-      <w:proofErr w:type="spellEnd"/>
       <w:r>
         <w:rPr>
           <w:spacing w:val="9"/>
@@ -4407,7 +4068,6 @@
         </w:rPr>
         <w:t xml:space="preserve"> </w:t>
       </w:r>
-      <w:proofErr w:type="spellStart"/>
       <w:r>
         <w:rPr>
           <w:position w:val="1"/>
@@ -4415,7 +4075,6 @@
         </w:rPr>
         <w:t>toán</w:t>
       </w:r>
-      <w:proofErr w:type="spellEnd"/>
       <w:r>
         <w:rPr>
           <w:spacing w:val="7"/>
@@ -4424,23 +4083,13 @@
         </w:rPr>
         <w:t xml:space="preserve"> </w:t>
       </w:r>
-      <w:proofErr w:type="spellStart"/>
       <w:r>
         <w:rPr>
           <w:spacing w:val="-2"/>
           <w:position w:val="1"/>
           <w:sz w:val="13"/>
         </w:rPr>
-        <w:t>trước</w:t>
-      </w:r>
-      <w:proofErr w:type="spellEnd"/>
-      <w:r>
-        <w:rPr>
-          <w:spacing w:val="-2"/>
-          <w:position w:val="1"/>
-          <w:sz w:val="13"/>
-        </w:rPr>
-        <w:t>.</w:t>
+        <w:t>trước.</w:t>
       </w:r>
     </w:p>
     <w:p>
@@ -4502,23 +4151,7 @@
           <w:rFonts w:hint="cs"/>
           <w:sz w:val="12"/>
         </w:rPr>
-        <w:t>{{cancel_day_free_d}} {{cancel_day_free_month_text}</w:t>
-      </w:r>
-      <w:proofErr w:type="gramStart"/>
-      <w:r>
-        <w:rPr>
-          <w:rFonts w:hint="cs"/>
-          <w:sz w:val="12"/>
-        </w:rPr>
-        <w:t>} ,</w:t>
-      </w:r>
-      <w:proofErr w:type="gramEnd"/>
-      <w:r>
-        <w:rPr>
-          <w:rFonts w:hint="cs"/>
-          <w:sz w:val="12"/>
-        </w:rPr>
-        <w:t> {{cancel_day_free_y}}</w:t>
+        <w:t>{{cancel_day_free_d}} {{cancel_day_free_month_text}} , {{cancel_day_free_y}}</w:t>
       </w:r>
       <w:r>
         <w:rPr>
@@ -4588,78 +4221,7 @@
           <w:sz w:val="12"/>
           <w:szCs w:val="12"/>
         </w:rPr>
-        <w:t>{{</w:t>
-      </w:r>
-      <w:proofErr w:type="spellStart"/>
-      <w:r>
-        <w:rPr>
-          <w:sz w:val="12"/>
-          <w:szCs w:val="12"/>
-        </w:rPr>
-        <w:t>cancel_day_lost_fee_d</w:t>
-      </w:r>
-      <w:proofErr w:type="spellEnd"/>
-      <w:r>
-        <w:rPr>
-          <w:sz w:val="12"/>
-          <w:szCs w:val="12"/>
-        </w:rPr>
-        <w:t xml:space="preserve">}} </w:t>
-      </w:r>
-      <w:proofErr w:type="gramStart"/>
-      <w:r>
-        <w:rPr>
-          <w:sz w:val="12"/>
-          <w:szCs w:val="12"/>
-        </w:rPr>
-        <w:t xml:space="preserve">{{ </w:t>
-      </w:r>
-      <w:proofErr w:type="spellStart"/>
-      <w:r>
-        <w:rPr>
-          <w:sz w:val="12"/>
-          <w:szCs w:val="12"/>
-        </w:rPr>
-        <w:t>cancel</w:t>
-      </w:r>
-      <w:proofErr w:type="gramEnd"/>
-      <w:r>
-        <w:rPr>
-          <w:sz w:val="12"/>
-          <w:szCs w:val="12"/>
-        </w:rPr>
-        <w:t>_day_lost_fee_month_text</w:t>
-      </w:r>
-      <w:proofErr w:type="spellEnd"/>
-      <w:r>
-        <w:rPr>
-          <w:sz w:val="12"/>
-          <w:szCs w:val="12"/>
-        </w:rPr>
-        <w:t xml:space="preserve">}}, {{ </w:t>
-      </w:r>
-      <w:proofErr w:type="spellStart"/>
-      <w:r>
-        <w:rPr>
-          <w:sz w:val="12"/>
-          <w:szCs w:val="12"/>
-        </w:rPr>
-        <w:t>cancel_day_lost_fee_y</w:t>
-      </w:r>
-      <w:proofErr w:type="spellEnd"/>
-      <w:r>
-        <w:rPr>
-          <w:sz w:val="12"/>
-          <w:szCs w:val="12"/>
-        </w:rPr>
-        <w:t xml:space="preserve"> }}</w:t>
-      </w:r>
-      <w:r>
-        <w:rPr>
-          <w:sz w:val="12"/>
-          <w:szCs w:val="12"/>
-        </w:rPr>
-        <w:t xml:space="preserve"> </w:t>
+        <w:t xml:space="preserve">{{cancel_day_lost_fee_d}} {{ cancel_day_lost_fee_month_text}}, {{ cancel_day_lost_fee_y }} </w:t>
       </w:r>
       <w:r>
         <w:rPr>
@@ -5443,7 +5005,7 @@
           </mc:Choice>
           <mc:Fallback>
             <w:pict>
-              <v:shape w14:anchorId="5B0B8BA4" id="Graphic 16" o:spid="_x0000_s1026" style="position:absolute;margin-left:35.25pt;margin-top:-10.3pt;width:542.25pt;height:.75pt;z-index:15730688;visibility:visible;mso-wrap-style:square;mso-wrap-distance-left:0;mso-wrap-distance-top:0;mso-wrap-distance-right:0;mso-wrap-distance-bottom:0;mso-position-horizontal:absolute;mso-position-horizontal-relative:page;mso-position-vertical:absolute;mso-position-vertical-relative:text;v-text-anchor:top" coordsize="6886575,9525" o:gfxdata="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" path="m6886575,l,,,9525r6886575,l6886575,xe" fillcolor="#cdcdcd" stroked="f">
+              <v:shape w14:anchorId="5C312D1D" id="Graphic 16" o:spid="_x0000_s1026" style="position:absolute;margin-left:35.25pt;margin-top:-10.3pt;width:542.25pt;height:.75pt;z-index:15730688;visibility:visible;mso-wrap-style:square;mso-wrap-distance-left:0;mso-wrap-distance-top:0;mso-wrap-distance-right:0;mso-wrap-distance-bottom:0;mso-position-horizontal:absolute;mso-position-horizontal-relative:page;mso-position-vertical:absolute;mso-position-vertical-relative:text;v-text-anchor:top" coordsize="6886575,9525" o:gfxdata="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" path="m6886575,l,,,9525r6886575,l6886575,xe" fillcolor="#cdcdcd" stroked="f">
                 <v:path arrowok="t"/>
                 <w10:wrap anchorx="page"/>
               </v:shape>
@@ -5701,7 +5263,7 @@
           </mc:Choice>
           <mc:Fallback>
             <w:pict>
-              <v:shape w14:anchorId="20CD5E2F" id="Graphic 18" o:spid="_x0000_s1026" style="position:absolute;margin-left:54.35pt;margin-top:8.4pt;width:1.8pt;height:.4pt;z-index:15730176;visibility:visible;mso-wrap-style:square;mso-wrap-distance-left:0;mso-wrap-distance-top:0;mso-wrap-distance-right:0;mso-wrap-distance-bottom:0;mso-position-horizontal:absolute;mso-position-horizontal-relative:page;mso-position-vertical:absolute;mso-position-vertical-relative:text;v-text-anchor:top" coordsize="22860,5080" o:gfxdata="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" path="m22859,l,,,4572r22859,l22859,xe" fillcolor="black" stroked="f">
+              <v:shape w14:anchorId="2B8873EA" id="Graphic 18" o:spid="_x0000_s1026" style="position:absolute;margin-left:54.35pt;margin-top:8.4pt;width:1.8pt;height:.4pt;z-index:15730176;visibility:visible;mso-wrap-style:square;mso-wrap-distance-left:0;mso-wrap-distance-top:0;mso-wrap-distance-right:0;mso-wrap-distance-bottom:0;mso-position-horizontal:absolute;mso-position-horizontal-relative:page;mso-position-vertical:absolute;mso-position-vertical-relative:text;v-text-anchor:top" coordsize="22860,5080" o:gfxdata="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" path="m22859,l,,,4572r22859,l22859,xe" fillcolor="black" stroked="f">
                 <v:path arrowok="t"/>
                 <w10:wrap anchorx="page"/>
               </v:shape>
@@ -5819,11 +5381,9 @@
         </w:rPr>
         <w:t xml:space="preserve"> </w:t>
       </w:r>
-      <w:proofErr w:type="spellStart"/>
       <w:r>
         <w:t>Nanxing</w:t>
       </w:r>
-      <w:proofErr w:type="spellEnd"/>
       <w:r>
         <w:rPr>
           <w:spacing w:val="-8"/>
@@ -5979,23 +5539,7 @@
         <w:t xml:space="preserve"> </w:t>
       </w:r>
       <w:r>
-        <w:t xml:space="preserve">11639 For </w:t>
-      </w:r>
-      <w:proofErr w:type="spellStart"/>
-      <w:r>
-        <w:t>VinaPhone</w:t>
-      </w:r>
-      <w:proofErr w:type="spellEnd"/>
-      <w:r>
-        <w:t xml:space="preserve"> </w:t>
-      </w:r>
-      <w:proofErr w:type="gramStart"/>
-      <w:r>
-        <w:t>users</w:t>
-      </w:r>
-      <w:proofErr w:type="gramEnd"/>
-      <w:r>
-        <w:t xml:space="preserve"> Local</w:t>
+        <w:t>11639 For VinaPhone users Local</w:t>
       </w:r>
       <w:r>
         <w:rPr>
@@ -6068,15 +5612,7 @@
         <w:t xml:space="preserve"> </w:t>
       </w:r>
       <w:r>
-        <w:t xml:space="preserve">11637 For </w:t>
-      </w:r>
-      <w:proofErr w:type="spellStart"/>
-      <w:r>
-        <w:t>VinaPhone</w:t>
-      </w:r>
-      <w:proofErr w:type="spellEnd"/>
-      <w:r>
-        <w:t xml:space="preserve"> users</w:t>
+        <w:t>11637 For VinaPhone users</w:t>
       </w:r>
     </w:p>
     <w:p>
@@ -6148,13 +5684,8 @@
         <w:ind w:left="724" w:right="5593"/>
       </w:pPr>
       <w:r>
-        <w:t xml:space="preserve">Looking for information about travelling safely? The Safety resource </w:t>
-      </w:r>
-      <w:proofErr w:type="spellStart"/>
-      <w:r>
-        <w:t>centre</w:t>
-      </w:r>
-      <w:proofErr w:type="spellEnd"/>
+        <w:t>Looking for information about travelling safely? The Safety resource centre</w:t>
+      </w:r>
       <w:r>
         <w:rPr>
           <w:spacing w:val="-7"/>
@@ -6340,7 +5871,6 @@
           </w:rPr>
           <w:t xml:space="preserve"> </w:t>
         </w:r>
-        <w:proofErr w:type="spellStart"/>
         <w:r>
           <w:rPr>
             <w:b/>
@@ -6351,7 +5881,6 @@
           </w:rPr>
           <w:t>centre</w:t>
         </w:r>
-        <w:proofErr w:type="spellEnd"/>
       </w:hyperlink>
     </w:p>
     <w:p>
@@ -6537,7 +6066,7 @@
           </mc:Choice>
           <mc:Fallback>
             <w:pict>
-              <v:shape w14:anchorId="6F17CBB0" id="Graphic 19" o:spid="_x0000_s1026" style="position:absolute;margin-left:35.25pt;margin-top:23.15pt;width:542.25pt;height:.75pt;z-index:15731712;visibility:visible;mso-wrap-style:square;mso-wrap-distance-left:0;mso-wrap-distance-top:0;mso-wrap-distance-right:0;mso-wrap-distance-bottom:0;mso-position-horizontal:absolute;mso-position-horizontal-relative:page;mso-position-vertical:absolute;mso-position-vertical-relative:text;v-text-anchor:top" coordsize="6886575,9525" o:gfxdata="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" path="m6886575,l,,,9525r6886575,l6886575,xe" fillcolor="#cdcdcd" stroked="f">
+              <v:shape w14:anchorId="5115D076" id="Graphic 19" o:spid="_x0000_s1026" style="position:absolute;margin-left:35.25pt;margin-top:23.15pt;width:542.25pt;height:.75pt;z-index:15731712;visibility:visible;mso-wrap-style:square;mso-wrap-distance-left:0;mso-wrap-distance-top:0;mso-wrap-distance-right:0;mso-wrap-distance-bottom:0;mso-position-horizontal:absolute;mso-position-horizontal-relative:page;mso-position-vertical:absolute;mso-position-vertical-relative:text;v-text-anchor:top" coordsize="6886575,9525" o:gfxdata="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" path="m6886575,l,,,9525r6886575,l6886575,xe" fillcolor="#cdcdcd" stroked="f">
                 <v:path arrowok="t"/>
                 <w10:wrap anchorx="page"/>
               </v:shape>
@@ -6731,7 +6260,7 @@
           </mc:Choice>
           <mc:Fallback>
             <w:pict>
-              <v:group w14:anchorId="6847AB29" id="Group 20" o:spid="_x0000_s1026" style="width:242.25pt;height:1.5pt;mso-position-horizontal-relative:char;mso-position-vertical-relative:line" coordsize="30765,190" o:gfxdata="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">
+              <v:group w14:anchorId="634D1E9B" id="Group 20" o:spid="_x0000_s1026" style="width:242.25pt;height:1.5pt;mso-position-horizontal-relative:char;mso-position-vertical-relative:line" coordsize="30765,190" o:gfxdata="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">
                 <v:shape id="Graphic 21" o:spid="_x0000_s1027" style="position:absolute;top:95;width:30765;height:95;visibility:visible;mso-wrap-style:square;v-text-anchor:top" coordsize="3076575,9525" o:gfxdata="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" path="m3076575,l,,,9525r3076575,l3076575,xe" fillcolor="#e7e7e7" stroked="f">
                   <v:path arrowok="t"/>
                 </v:shape>
@@ -7194,7 +6723,6 @@
         </w:rPr>
         <w:t xml:space="preserve"> </w:t>
       </w:r>
-      <w:proofErr w:type="spellStart"/>
       <w:r>
         <w:rPr>
           <w:w w:val="105"/>
@@ -7202,7 +6730,6 @@
         </w:rPr>
         <w:t>Nanxing</w:t>
       </w:r>
-      <w:proofErr w:type="spellEnd"/>
       <w:r>
         <w:rPr>
           <w:spacing w:val="-7"/>
@@ -7283,7 +6810,7 @@
 </file>
 
 <file path=word/numbering.xml><?xml version="1.0" encoding="utf-8"?>
-<w:numbering xmlns:wpc="http://schemas.microsoft.com/office/word/2010/wordprocessingCanvas" xmlns:cx="http://schemas.microsoft.com/office/drawing/2014/chartex" xmlns:cx1="http://schemas.microsoft.com/office/drawing/2015/9/8/chartex" xmlns:cx2="http://schemas.microsoft.com/office/drawing/2015/10/21/chartex" xmlns:cx3="http://schemas.microsoft.com/office/drawing/2016/5/9/chartex" xmlns:cx4="http://schemas.microsoft.com/office/drawing/2016/5/10/chartex" xmlns:cx5="http://schemas.microsoft.com/office/drawing/2016/5/11/chartex" xmlns:cx6="http://schemas.microsoft.com/office/drawing/2016/5/12/chartex" xmlns:cx7="http://schemas.microsoft.com/office/drawing/2016/5/13/chartex" xmlns:cx8="http://schemas.microsoft.com/office/drawing/2016/5/14/chartex" xmlns:mc="http://schemas.openxmlformats.org/markup-compatibility/2006" xmlns:aink="http://schemas.microsoft.com/office/drawing/2016/ink" xmlns:am3d="http://schemas.microsoft.com/office/drawing/2017/model3d" xmlns:o="urn:schemas-microsoft-com:office:office" xmlns:r="http://schemas.openxmlformats.org/officeDocument/2006/relationships" xmlns:m="http://schemas.openxmlformats.org/officeDocument/2006/math" xmlns:v="urn:schemas-microsoft-com:vml" xmlns:wp14="http://schemas.microsoft.com/office/word/2010/wordprocessingDrawing" xmlns:wp="http://schemas.openxmlformats.org/drawingml/2006/wordprocessingDrawing" xmlns:w10="urn:schemas-microsoft-com:office:word" xmlns:w="http://schemas.openxmlformats.org/wordprocessingml/2006/main" xmlns:w14="http://schemas.microsoft.com/office/word/2010/wordml" xmlns:w15="http://schemas.microsoft.com/office/word/2012/wordml" xmlns:w16cex="http://schemas.microsoft.com/office/word/2018/wordml/cex" xmlns:w16cid="http://schemas.microsoft.com/office/word/2016/wordml/cid" xmlns:w16="http://schemas.microsoft.com/office/word/2018/wordml" xmlns:w16sdtdh="http://schemas.microsoft.com/office/word/2020/wordml/sdtdatahash" xmlns:w16se="http://schemas.microsoft.com/office/word/2015/wordml/symex" xmlns:wpg="http://schemas.microsoft.com/office/word/2010/wordprocessingGroup" xmlns:wpi="http://schemas.microsoft.com/office/word/2010/wordprocessingInk" xmlns:wne="http://schemas.microsoft.com/office/word/2006/wordml" xmlns:wps="http://schemas.microsoft.com/office/word/2010/wordprocessingShape" mc:Ignorable="w14 w15 w16se w16cid w16 w16cex w16sdtdh wp14">
+<w:numbering xmlns:wpc="http://schemas.microsoft.com/office/word/2010/wordprocessingCanvas" xmlns:cx="http://schemas.microsoft.com/office/drawing/2014/chartex" xmlns:cx1="http://schemas.microsoft.com/office/drawing/2015/9/8/chartex" xmlns:cx2="http://schemas.microsoft.com/office/drawing/2015/10/21/chartex" xmlns:cx3="http://schemas.microsoft.com/office/drawing/2016/5/9/chartex" xmlns:cx4="http://schemas.microsoft.com/office/drawing/2016/5/10/chartex" xmlns:cx5="http://schemas.microsoft.com/office/drawing/2016/5/11/chartex" xmlns:cx6="http://schemas.microsoft.com/office/drawing/2016/5/12/chartex" xmlns:cx7="http://schemas.microsoft.com/office/drawing/2016/5/13/chartex" xmlns:cx8="http://schemas.microsoft.com/office/drawing/2016/5/14/chartex" xmlns:mc="http://schemas.openxmlformats.org/markup-compatibility/2006" xmlns:aink="http://schemas.microsoft.com/office/drawing/2016/ink" xmlns:am3d="http://schemas.microsoft.com/office/drawing/2017/model3d" xmlns:o="urn:schemas-microsoft-com:office:office" xmlns:oel="http://schemas.microsoft.com/office/2019/extlst" xmlns:r="http://schemas.openxmlformats.org/officeDocument/2006/relationships" xmlns:m="http://schemas.openxmlformats.org/officeDocument/2006/math" xmlns:v="urn:schemas-microsoft-com:vml" xmlns:wp14="http://schemas.microsoft.com/office/word/2010/wordprocessingDrawing" xmlns:wp="http://schemas.openxmlformats.org/drawingml/2006/wordprocessingDrawing" xmlns:w10="urn:schemas-microsoft-com:office:word" xmlns:w="http://schemas.openxmlformats.org/wordprocessingml/2006/main" xmlns:w14="http://schemas.microsoft.com/office/word/2010/wordml" xmlns:w15="http://schemas.microsoft.com/office/word/2012/wordml" xmlns:w16cex="http://schemas.microsoft.com/office/word/2018/wordml/cex" xmlns:w16cid="http://schemas.microsoft.com/office/word/2016/wordml/cid" xmlns:w16="http://schemas.microsoft.com/office/word/2018/wordml" xmlns:w16du="http://schemas.microsoft.com/office/word/2023/wordml/word16du" xmlns:w16sdtdh="http://schemas.microsoft.com/office/word/2020/wordml/sdtdatahash" xmlns:w16sdtfl="http://schemas.microsoft.com/office/word/2024/wordml/sdtformatlock" xmlns:w16se="http://schemas.microsoft.com/office/word/2015/wordml/symex" xmlns:wpg="http://schemas.microsoft.com/office/word/2010/wordprocessingGroup" xmlns:wpi="http://schemas.microsoft.com/office/word/2010/wordprocessingInk" xmlns:wne="http://schemas.microsoft.com/office/word/2006/wordml" xmlns:wps="http://schemas.microsoft.com/office/word/2010/wordprocessingShape" mc:Ignorable="w14 w15 w16se w16cid w16 w16cex w16sdtdh w16sdtfl w16du wp14">
   <w:numPicBullet w:numPicBulletId="0">
     <w:pict>
       <v:shapetype id="_x0000_t75" coordsize="21600,21600" o:spt="75" o:preferrelative="t" path="m@4@5l@4@11@9@11@9@5xe" filled="f" stroked="f">
@@ -7305,7 +6832,7 @@
         <v:path o:extrusionok="f" gradientshapeok="t" o:connecttype="rect"/>
         <o:lock v:ext="edit" aspectratio="t"/>
       </v:shapetype>
-      <v:shape id="_x0000_i1136" type="#_x0000_t75" style="width:6pt;height:6pt" o:bullet="t">
+      <v:shape id="_x0000_i1031" type="#_x0000_t75" style="width:6pt;height:6pt" o:bullet="t">
         <v:imagedata r:id="rId1" o:title="image7"/>
       </v:shape>
     </w:pict>
@@ -7432,14 +6959,14 @@
       </w:rPr>
     </w:lvl>
   </w:abstractNum>
-  <w:num w:numId="1">
+  <w:num w:numId="1" w16cid:durableId="826552996">
     <w:abstractNumId w:val="0"/>
   </w:num>
 </w:numbering>
 </file>
 
 <file path=word/styles.xml><?xml version="1.0" encoding="utf-8"?>
-<w:styles xmlns:mc="http://schemas.openxmlformats.org/markup-compatibility/2006" xmlns:r="http://schemas.openxmlformats.org/officeDocument/2006/relationships" xmlns:w="http://schemas.openxmlformats.org/wordprocessingml/2006/main" xmlns:w14="http://schemas.microsoft.com/office/word/2010/wordml" xmlns:w15="http://schemas.microsoft.com/office/word/2012/wordml" xmlns:w16cex="http://schemas.microsoft.com/office/word/2018/wordml/cex" xmlns:w16cid="http://schemas.microsoft.com/office/word/2016/wordml/cid" xmlns:w16="http://schemas.microsoft.com/office/word/2018/wordml" xmlns:w16sdtdh="http://schemas.microsoft.com/office/word/2020/wordml/sdtdatahash" xmlns:w16se="http://schemas.microsoft.com/office/word/2015/wordml/symex" mc:Ignorable="w14 w15 w16se w16cid w16 w16cex w16sdtdh">
+<w:styles xmlns:mc="http://schemas.openxmlformats.org/markup-compatibility/2006" xmlns:r="http://schemas.openxmlformats.org/officeDocument/2006/relationships" xmlns:w="http://schemas.openxmlformats.org/wordprocessingml/2006/main" xmlns:w14="http://schemas.microsoft.com/office/word/2010/wordml" xmlns:w15="http://schemas.microsoft.com/office/word/2012/wordml" xmlns:w16cex="http://schemas.microsoft.com/office/word/2018/wordml/cex" xmlns:w16cid="http://schemas.microsoft.com/office/word/2016/wordml/cid" xmlns:w16="http://schemas.microsoft.com/office/word/2018/wordml" xmlns:w16du="http://schemas.microsoft.com/office/word/2023/wordml/word16du" xmlns:w16sdtdh="http://schemas.microsoft.com/office/word/2020/wordml/sdtdatahash" xmlns:w16sdtfl="http://schemas.microsoft.com/office/word/2024/wordml/sdtformatlock" xmlns:w16se="http://schemas.microsoft.com/office/word/2015/wordml/symex" mc:Ignorable="w14 w15 w16se w16cid w16 w16cex w16sdtdh w16sdtfl w16du">
   <w:docDefaults>
     <w:rPrDefault>
       <w:rPr>
@@ -7914,6 +7441,7 @@
   <w:style w:type="character" w:default="1" w:styleId="DefaultParagraphFont">
     <w:name w:val="Default Paragraph Font"/>
     <w:uiPriority w:val="1"/>
+    <w:semiHidden/>
     <w:unhideWhenUsed/>
   </w:style>
   <w:style w:type="table" w:default="1" w:styleId="TableNormal">

--- a/resources/Nanxing_hotel.docx
+++ b/resources/Nanxing_hotel.docx
@@ -86,6 +86,8 @@
         <w:ind w:left="8341"/>
         <w:rPr>
           <w:b/>
+          <w:color w:val="0894FF"/>
+          <w:spacing w:val="-2"/>
           <w:sz w:val="19"/>
         </w:rPr>
       </w:pPr>
@@ -122,7 +124,32 @@
           <w:spacing w:val="-2"/>
           <w:sz w:val="19"/>
         </w:rPr>
-        <w:t>5954.371.889</w:t>
+        <w:t>5954.371.</w:t>
+      </w:r>
+      <w:r>
+        <w:rPr>
+          <w:b/>
+          <w:color w:val="0894FF"/>
+          <w:spacing w:val="-2"/>
+          <w:sz w:val="19"/>
+        </w:rPr>
+        <w:t>{{</w:t>
+      </w:r>
+      <w:r>
+        <w:rPr>
+          <w:b/>
+          <w:color w:val="0894FF"/>
+          <w:spacing w:val="-2"/>
+          <w:sz w:val="19"/>
+        </w:rPr>
+        <w:t>three_submit_number</w:t>
+      </w:r>
+      <w:r>
+        <w:rPr>
+          <w:b/>
+          <w:sz w:val="19"/>
+        </w:rPr>
+        <w:t>}}</w:t>
       </w:r>
     </w:p>
     <w:p>
@@ -953,7 +980,7 @@
           </mc:Choice>
           <mc:Fallback>
             <w:pict>
-              <v:group w14:anchorId="20DB3413" id="Group 2" o:spid="_x0000_s1026" style="position:absolute;margin-left:39.35pt;margin-top:-15.25pt;width:542.25pt;height:528.4pt;z-index:-15818240;mso-wrap-distance-left:0;mso-wrap-distance-right:0;mso-position-horizontal-relative:page" coordsize="68865,67106" o:gfxdata="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">
+              <v:group w14:anchorId="2590E99B" id="Group 2" o:spid="_x0000_s1026" style="position:absolute;margin-left:39.35pt;margin-top:-15.25pt;width:542.25pt;height:528.4pt;z-index:-15818240;mso-wrap-distance-left:0;mso-wrap-distance-right:0;mso-position-horizontal-relative:page" coordsize="68865,67106" o:gfxdata="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">
                 <v:shape id="Graphic 3" o:spid="_x0000_s1027" style="position:absolute;top:6;width:68865;height:63449;visibility:visible;mso-wrap-style:square;v-text-anchor:top" coordsize="6886575,6344920" o:gfxdata="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" path="m6886575,r-9525,l6877050,6333490r-6867525,l9525,,,,,6333490r,11430l6886575,6344920r,-11430l6886575,xe" fillcolor="#3c4752" stroked="f">
                   <v:path arrowok="t"/>
                 </v:shape>
@@ -5005,7 +5032,7 @@
           </mc:Choice>
           <mc:Fallback>
             <w:pict>
-              <v:shape w14:anchorId="5C312D1D" id="Graphic 16" o:spid="_x0000_s1026" style="position:absolute;margin-left:35.25pt;margin-top:-10.3pt;width:542.25pt;height:.75pt;z-index:15730688;visibility:visible;mso-wrap-style:square;mso-wrap-distance-left:0;mso-wrap-distance-top:0;mso-wrap-distance-right:0;mso-wrap-distance-bottom:0;mso-position-horizontal:absolute;mso-position-horizontal-relative:page;mso-position-vertical:absolute;mso-position-vertical-relative:text;v-text-anchor:top" coordsize="6886575,9525" o:gfxdata="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" path="m6886575,l,,,9525r6886575,l6886575,xe" fillcolor="#cdcdcd" stroked="f">
+              <v:shape w14:anchorId="457E39E3" id="Graphic 16" o:spid="_x0000_s1026" style="position:absolute;margin-left:35.25pt;margin-top:-10.3pt;width:542.25pt;height:.75pt;z-index:15730688;visibility:visible;mso-wrap-style:square;mso-wrap-distance-left:0;mso-wrap-distance-top:0;mso-wrap-distance-right:0;mso-wrap-distance-bottom:0;mso-position-horizontal:absolute;mso-position-horizontal-relative:page;mso-position-vertical:absolute;mso-position-vertical-relative:text;v-text-anchor:top" coordsize="6886575,9525" o:gfxdata="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" path="m6886575,l,,,9525r6886575,l6886575,xe" fillcolor="#cdcdcd" stroked="f">
                 <v:path arrowok="t"/>
                 <w10:wrap anchorx="page"/>
               </v:shape>
@@ -5263,7 +5290,7 @@
           </mc:Choice>
           <mc:Fallback>
             <w:pict>
-              <v:shape w14:anchorId="2B8873EA" id="Graphic 18" o:spid="_x0000_s1026" style="position:absolute;margin-left:54.35pt;margin-top:8.4pt;width:1.8pt;height:.4pt;z-index:15730176;visibility:visible;mso-wrap-style:square;mso-wrap-distance-left:0;mso-wrap-distance-top:0;mso-wrap-distance-right:0;mso-wrap-distance-bottom:0;mso-position-horizontal:absolute;mso-position-horizontal-relative:page;mso-position-vertical:absolute;mso-position-vertical-relative:text;v-text-anchor:top" coordsize="22860,5080" o:gfxdata="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" path="m22859,l,,,4572r22859,l22859,xe" fillcolor="black" stroked="f">
+              <v:shape w14:anchorId="0AEE0C75" id="Graphic 18" o:spid="_x0000_s1026" style="position:absolute;margin-left:54.35pt;margin-top:8.4pt;width:1.8pt;height:.4pt;z-index:15730176;visibility:visible;mso-wrap-style:square;mso-wrap-distance-left:0;mso-wrap-distance-top:0;mso-wrap-distance-right:0;mso-wrap-distance-bottom:0;mso-position-horizontal:absolute;mso-position-horizontal-relative:page;mso-position-vertical:absolute;mso-position-vertical-relative:text;v-text-anchor:top" coordsize="22860,5080" o:gfxdata="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" path="m22859,l,,,4572r22859,l22859,xe" fillcolor="black" stroked="f">
                 <v:path arrowok="t"/>
                 <w10:wrap anchorx="page"/>
               </v:shape>
@@ -6066,7 +6093,7 @@
           </mc:Choice>
           <mc:Fallback>
             <w:pict>
-              <v:shape w14:anchorId="5115D076" id="Graphic 19" o:spid="_x0000_s1026" style="position:absolute;margin-left:35.25pt;margin-top:23.15pt;width:542.25pt;height:.75pt;z-index:15731712;visibility:visible;mso-wrap-style:square;mso-wrap-distance-left:0;mso-wrap-distance-top:0;mso-wrap-distance-right:0;mso-wrap-distance-bottom:0;mso-position-horizontal:absolute;mso-position-horizontal-relative:page;mso-position-vertical:absolute;mso-position-vertical-relative:text;v-text-anchor:top" coordsize="6886575,9525" o:gfxdata="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" path="m6886575,l,,,9525r6886575,l6886575,xe" fillcolor="#cdcdcd" stroked="f">
+              <v:shape w14:anchorId="54FAC616" id="Graphic 19" o:spid="_x0000_s1026" style="position:absolute;margin-left:35.25pt;margin-top:23.15pt;width:542.25pt;height:.75pt;z-index:15731712;visibility:visible;mso-wrap-style:square;mso-wrap-distance-left:0;mso-wrap-distance-top:0;mso-wrap-distance-right:0;mso-wrap-distance-bottom:0;mso-position-horizontal:absolute;mso-position-horizontal-relative:page;mso-position-vertical:absolute;mso-position-vertical-relative:text;v-text-anchor:top" coordsize="6886575,9525" o:gfxdata="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" path="m6886575,l,,,9525r6886575,l6886575,xe" fillcolor="#cdcdcd" stroked="f">
                 <v:path arrowok="t"/>
                 <w10:wrap anchorx="page"/>
               </v:shape>
@@ -6260,7 +6287,7 @@
           </mc:Choice>
           <mc:Fallback>
             <w:pict>
-              <v:group w14:anchorId="634D1E9B" id="Group 20" o:spid="_x0000_s1026" style="width:242.25pt;height:1.5pt;mso-position-horizontal-relative:char;mso-position-vertical-relative:line" coordsize="30765,190" o:gfxdata="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">
+              <v:group w14:anchorId="03F55A1A" id="Group 20" o:spid="_x0000_s1026" style="width:242.25pt;height:1.5pt;mso-position-horizontal-relative:char;mso-position-vertical-relative:line" coordsize="30765,190" o:gfxdata="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">
                 <v:shape id="Graphic 21" o:spid="_x0000_s1027" style="position:absolute;top:95;width:30765;height:95;visibility:visible;mso-wrap-style:square;v-text-anchor:top" coordsize="3076575,9525" o:gfxdata="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" path="m3076575,l,,,9525r3076575,l3076575,xe" fillcolor="#e7e7e7" stroked="f">
                   <v:path arrowok="t"/>
                 </v:shape>
@@ -6832,7 +6859,7 @@
         <v:path o:extrusionok="f" gradientshapeok="t" o:connecttype="rect"/>
         <o:lock v:ext="edit" aspectratio="t"/>
       </v:shapetype>
-      <v:shape id="_x0000_i1031" type="#_x0000_t75" style="width:6pt;height:6pt" o:bullet="t">
+      <v:shape id="_x0000_i1032" type="#_x0000_t75" style="width:6pt;height:6pt" o:bullet="t">
         <v:imagedata r:id="rId1" o:title="image7"/>
       </v:shape>
     </w:pict>
@@ -7441,7 +7468,6 @@
   <w:style w:type="character" w:default="1" w:styleId="DefaultParagraphFont">
     <w:name w:val="Default Paragraph Font"/>
     <w:uiPriority w:val="1"/>
-    <w:semiHidden/>
     <w:unhideWhenUsed/>
   </w:style>
   <w:style w:type="table" w:default="1" w:styleId="TableNormal">

--- a/resources/Nanxing_hotel.docx
+++ b/resources/Nanxing_hotel.docx
@@ -3,17 +3,9 @@
 <w:document xmlns:wpc="http://schemas.microsoft.com/office/word/2010/wordprocessingCanvas" xmlns:cx="http://schemas.microsoft.com/office/drawing/2014/chartex" xmlns:cx1="http://schemas.microsoft.com/office/drawing/2015/9/8/chartex" xmlns:cx2="http://schemas.microsoft.com/office/drawing/2015/10/21/chartex" xmlns:cx3="http://schemas.microsoft.com/office/drawing/2016/5/9/chartex" xmlns:cx4="http://schemas.microsoft.com/office/drawing/2016/5/10/chartex" xmlns:cx5="http://schemas.microsoft.com/office/drawing/2016/5/11/chartex" xmlns:cx6="http://schemas.microsoft.com/office/drawing/2016/5/12/chartex" xmlns:cx7="http://schemas.microsoft.com/office/drawing/2016/5/13/chartex" xmlns:cx8="http://schemas.microsoft.com/office/drawing/2016/5/14/chartex" xmlns:mc="http://schemas.openxmlformats.org/markup-compatibility/2006" xmlns:aink="http://schemas.microsoft.com/office/drawing/2016/ink" xmlns:am3d="http://schemas.microsoft.com/office/drawing/2017/model3d" xmlns:o="urn:schemas-microsoft-com:office:office" xmlns:oel="http://schemas.microsoft.com/office/2019/extlst" xmlns:r="http://schemas.openxmlformats.org/officeDocument/2006/relationships" xmlns:m="http://schemas.openxmlformats.org/officeDocument/2006/math" xmlns:v="urn:schemas-microsoft-com:vml" xmlns:wp14="http://schemas.microsoft.com/office/word/2010/wordprocessingDrawing" xmlns:wp="http://schemas.openxmlformats.org/drawingml/2006/wordprocessingDrawing" xmlns:w10="urn:schemas-microsoft-com:office:word" xmlns:w="http://schemas.openxmlformats.org/wordprocessingml/2006/main" xmlns:w14="http://schemas.microsoft.com/office/word/2010/wordml" xmlns:w15="http://schemas.microsoft.com/office/word/2012/wordml" xmlns:w16cex="http://schemas.microsoft.com/office/word/2018/wordml/cex" xmlns:w16cid="http://schemas.microsoft.com/office/word/2016/wordml/cid" xmlns:w16="http://schemas.microsoft.com/office/word/2018/wordml" xmlns:w16du="http://schemas.microsoft.com/office/word/2023/wordml/word16du" xmlns:w16sdtdh="http://schemas.microsoft.com/office/word/2020/wordml/sdtdatahash" xmlns:w16sdtfl="http://schemas.microsoft.com/office/word/2024/wordml/sdtformatlock" xmlns:w16se="http://schemas.microsoft.com/office/word/2015/wordml/symex" xmlns:wpg="http://schemas.microsoft.com/office/word/2010/wordprocessingGroup" xmlns:wpi="http://schemas.microsoft.com/office/word/2010/wordprocessingInk" xmlns:wne="http://schemas.microsoft.com/office/word/2006/wordml" xmlns:wps="http://schemas.microsoft.com/office/word/2010/wordprocessingShape" mc:Ignorable="w14 w15 w16se w16cid w16 w16cex w16sdtdh w16sdtfl w16du wp14">
   <w:body>
     <w:p>
-      <w:pPr>
-        <w:spacing w:before="78" w:line="311" w:lineRule="exact"/>
-        <w:ind w:left="8286"/>
-        <w:rPr>
-          <w:sz w:val="24"/>
-        </w:rPr>
-      </w:pPr>
       <w:r>
         <w:rPr>
           <w:noProof/>
-          <w:sz w:val="24"/>
         </w:rPr>
         <w:drawing>
           <wp:anchor distT="0" distB="0" distL="0" distR="0" simplePos="0" relativeHeight="15728640" behindDoc="0" locked="0" layoutInCell="1" allowOverlap="1" wp14:anchorId="77069071" wp14:editId="51E04938">
@@ -60,23 +52,18 @@
         </w:drawing>
       </w:r>
       <w:r>
-        <w:rPr>
-          <w:sz w:val="24"/>
-        </w:rPr>
+        <w:t xml:space="preserve">                                                                                                                                           </w:t>
+      </w:r>
+      <w:r>
         <w:t>Booking</w:t>
       </w:r>
       <w:r>
         <w:rPr>
           <w:spacing w:val="-1"/>
-          <w:sz w:val="24"/>
-        </w:rPr>
-        <w:t xml:space="preserve"> </w:t>
-      </w:r>
-      <w:r>
-        <w:rPr>
-          <w:spacing w:val="-2"/>
-          <w:sz w:val="24"/>
-        </w:rPr>
+        </w:rPr>
+        <w:t xml:space="preserve"> </w:t>
+      </w:r>
+      <w:r>
         <w:t>confirmation</w:t>
       </w:r>
     </w:p>
@@ -980,7 +967,7 @@
           </mc:Choice>
           <mc:Fallback>
             <w:pict>
-              <v:group w14:anchorId="2590E99B" id="Group 2" o:spid="_x0000_s1026" style="position:absolute;margin-left:39.35pt;margin-top:-15.25pt;width:542.25pt;height:528.4pt;z-index:-15818240;mso-wrap-distance-left:0;mso-wrap-distance-right:0;mso-position-horizontal-relative:page" coordsize="68865,67106" o:gfxdata="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">
+              <v:group w14:anchorId="0D8C44FF" id="Group 2" o:spid="_x0000_s1026" style="position:absolute;margin-left:39.35pt;margin-top:-15.25pt;width:542.25pt;height:528.4pt;z-index:-15818240;mso-wrap-distance-left:0;mso-wrap-distance-right:0;mso-position-horizontal-relative:page" coordsize="68865,67106" o:gfxdata="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">
                 <v:shape id="Graphic 3" o:spid="_x0000_s1027" style="position:absolute;top:6;width:68865;height:63449;visibility:visible;mso-wrap-style:square;v-text-anchor:top" coordsize="6886575,6344920" o:gfxdata="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" path="m6886575,r-9525,l6877050,6333490r-6867525,l9525,,,,,6333490r,11430l6886575,6344920r,-11430l6886575,xe" fillcolor="#3c4752" stroked="f">
                   <v:path arrowok="t"/>
                 </v:shape>
@@ -1588,7 +1575,31 @@
           <w:position w:val="-4"/>
           <w:sz w:val="39"/>
         </w:rPr>
-        <w:t xml:space="preserve">{{names | length}} </w:t>
+        <w:t>{{ ((names | length) + 1) /</w:t>
+      </w:r>
+      <w:r>
+        <w:rPr>
+          <w:b/>
+          <w:position w:val="-4"/>
+          <w:sz w:val="39"/>
+        </w:rPr>
+        <w:t>/</w:t>
+      </w:r>
+      <w:r>
+        <w:rPr>
+          <w:b/>
+          <w:position w:val="-4"/>
+          <w:sz w:val="39"/>
+        </w:rPr>
+        <w:t xml:space="preserve"> 2 }}</w:t>
+      </w:r>
+      <w:r>
+        <w:rPr>
+          <w:b/>
+          <w:position w:val="-4"/>
+          <w:sz w:val="39"/>
+        </w:rPr>
+        <w:t xml:space="preserve"> </w:t>
       </w:r>
       <w:r>
         <w:rPr>
@@ -1685,7 +1696,28 @@
         <w:ind w:left="515"/>
       </w:pPr>
       <w:r>
-        <w:t>{{names | length}}</w:t>
+        <w:t>{{</w:t>
+      </w:r>
+      <w:r>
+        <w:t>(</w:t>
+      </w:r>
+      <w:r>
+        <w:t>(</w:t>
+      </w:r>
+      <w:r>
+        <w:t xml:space="preserve"> </w:t>
+      </w:r>
+      <w:r>
+        <w:t>names | length)+1</w:t>
+      </w:r>
+      <w:r>
+        <w:t>)</w:t>
+      </w:r>
+      <w:r>
+        <w:t xml:space="preserve"> //2 </w:t>
+      </w:r>
+      <w:r>
+        <w:t>}}</w:t>
       </w:r>
       <w:r>
         <w:rPr>
@@ -1700,7 +1732,7 @@
         <w:t>room</w:t>
       </w:r>
       <w:r>
-        <w:t xml:space="preserve">                                                                                                                                                                                                                          </w:t>
+        <w:t xml:space="preserve">                                                                                                                                                                                                                         </w:t>
       </w:r>
       <w:r>
         <w:t>VND</w:t>
@@ -1715,7 +1747,19 @@
         <w:rPr>
           <w:spacing w:val="-2"/>
         </w:rPr>
-        <w:t>{{ ((</w:t>
+        <w:t>{{ (</w:t>
+      </w:r>
+      <w:r>
+        <w:rPr>
+          <w:spacing w:val="-2"/>
+        </w:rPr>
+        <w:t>(</w:t>
+      </w:r>
+      <w:r>
+        <w:rPr>
+          <w:spacing w:val="-2"/>
+        </w:rPr>
+        <w:t>(</w:t>
       </w:r>
       <w:r>
         <w:t>names | length</w:t>
@@ -1724,7 +1768,19 @@
         <w:rPr>
           <w:spacing w:val="-2"/>
         </w:rPr>
-        <w:t>) * unit_of_hotel) | vnd_decimal}}</w:t>
+        <w:t>)</w:t>
+      </w:r>
+      <w:r>
+        <w:rPr>
+          <w:spacing w:val="-2"/>
+        </w:rPr>
+        <w:t>+1) //2</w:t>
+      </w:r>
+      <w:r>
+        <w:rPr>
+          <w:spacing w:val="-2"/>
+        </w:rPr>
+        <w:t>* unit_of_hotel) | vnd_decimal}}</w:t>
       </w:r>
     </w:p>
     <w:p>
@@ -1773,7 +1829,7 @@
         <w:rPr>
           <w:spacing w:val="-4"/>
         </w:rPr>
-        <w:t xml:space="preserve">                                                                                                                                                                                                                                   </w:t>
+        <w:t xml:space="preserve">                                                                                                                                                                                                                                  </w:t>
       </w:r>
       <w:r>
         <w:t>VND</w:t>
@@ -2594,9 +2650,6 @@
         <w:br w:type="column"/>
       </w:r>
       <w:r>
-        <w:t xml:space="preserve">    </w:t>
-      </w:r>
-      <w:r>
         <w:rPr>
           <w:color w:val="1A1A1A"/>
           <w:sz w:val="21"/>
@@ -2645,17 +2698,11 @@
       </w:r>
       <w:r>
         <w:rPr>
-          <w:sz w:val="15"/>
-        </w:rPr>
-        <w:t xml:space="preserve"> </w:t>
-      </w:r>
-      <w:r>
-        <w:rPr>
           <w:color w:val="1A1A1A"/>
           <w:spacing w:val="-2"/>
           <w:sz w:val="30"/>
         </w:rPr>
-        <w:t>names | length</w:t>
+        <w:t>(</w:t>
       </w:r>
       <w:r>
         <w:rPr>
@@ -2663,7 +2710,55 @@
           <w:spacing w:val="-2"/>
           <w:sz w:val="30"/>
         </w:rPr>
-        <w:t xml:space="preserve">) * </w:t>
+        <w:t xml:space="preserve"> </w:t>
+      </w:r>
+      <w:r>
+        <w:rPr>
+          <w:color w:val="1A1A1A"/>
+          <w:spacing w:val="-2"/>
+          <w:sz w:val="30"/>
+        </w:rPr>
+        <w:t>names | length</w:t>
+      </w:r>
+      <w:r>
+        <w:rPr>
+          <w:color w:val="1A1A1A"/>
+          <w:spacing w:val="-2"/>
+          <w:sz w:val="30"/>
+        </w:rPr>
+        <w:t xml:space="preserve">) + 1  </w:t>
+      </w:r>
+      <w:r>
+        <w:rPr>
+          <w:color w:val="1A1A1A"/>
+          <w:spacing w:val="-2"/>
+          <w:sz w:val="30"/>
+        </w:rPr>
+        <w:t>)</w:t>
+      </w:r>
+      <w:r>
+        <w:rPr>
+          <w:color w:val="1A1A1A"/>
+          <w:spacing w:val="-2"/>
+          <w:sz w:val="30"/>
+        </w:rPr>
+        <w:t xml:space="preserve"> </w:t>
+      </w:r>
+      <w:r>
+        <w:rPr>
+          <w:color w:val="1A1A1A"/>
+          <w:spacing w:val="-2"/>
+          <w:sz w:val="30"/>
+        </w:rPr>
+        <w:t>//2</w:t>
+      </w:r>
+      <w:r>
+        <w:rPr>
+          <w:color w:val="1A1A1A"/>
+          <w:spacing w:val="-2"/>
+          <w:sz w:val="30"/>
+        </w:rPr>
+        <w:t xml:space="preserve"> * </w:t>
       </w:r>
       <w:r>
         <w:rPr>
@@ -2710,7 +2805,39 @@
           <w:spacing w:val="-2"/>
           <w:sz w:val="15"/>
         </w:rPr>
-        <w:t xml:space="preserve">{{(( names | length) * unit_of_hotel * 1.06) | </w:t>
+        <w:t>{{(</w:t>
+      </w:r>
+      <w:r>
+        <w:rPr>
+          <w:color w:val="1A1A1A"/>
+          <w:spacing w:val="-2"/>
+          <w:sz w:val="15"/>
+        </w:rPr>
+        <w:t>(</w:t>
+      </w:r>
+      <w:r>
+        <w:rPr>
+          <w:color w:val="1A1A1A"/>
+          <w:spacing w:val="-2"/>
+          <w:sz w:val="15"/>
+        </w:rPr>
+        <w:t xml:space="preserve">( names | length) </w:t>
+      </w:r>
+      <w:r>
+        <w:rPr>
+          <w:color w:val="1A1A1A"/>
+          <w:spacing w:val="-2"/>
+          <w:sz w:val="15"/>
+        </w:rPr>
+        <w:t>+1)//2</w:t>
+      </w:r>
+      <w:r>
+        <w:rPr>
+          <w:color w:val="1A1A1A"/>
+          <w:spacing w:val="-2"/>
+          <w:sz w:val="15"/>
+        </w:rPr>
+        <w:t xml:space="preserve">* unit_of_hotel * 1.06) | </w:t>
       </w:r>
       <w:r>
         <w:rPr>
@@ -3152,7 +3279,13 @@
         <w:t xml:space="preserve"> </w:t>
       </w:r>
       <w:r>
-        <w:t>{{names | join(‘,’)}}</w:t>
+        <w:t>{{names | join(‘,</w:t>
+      </w:r>
+      <w:r>
+        <w:t xml:space="preserve"> </w:t>
+      </w:r>
+      <w:r>
+        <w:t>’)}}</w:t>
       </w:r>
     </w:p>
     <w:p>
@@ -3211,7 +3344,7 @@
         <w:ind w:left="518"/>
       </w:pPr>
       <w:r>
-        <w:t>{{adults_number}}</w:t>
+        <w:t>1</w:t>
       </w:r>
       <w:r>
         <w:rPr>
@@ -3221,6 +3354,9 @@
       </w:r>
       <w:r>
         <w:t>adults</w:t>
+      </w:r>
+      <w:r>
+        <w:t>, 1 child</w:t>
       </w:r>
     </w:p>
     <w:p>
@@ -3252,6 +3388,7 @@
         <w:ind w:left="515"/>
       </w:pPr>
       <w:r>
+        <w:lastRenderedPageBreak/>
         <w:t>Breakfast</w:t>
       </w:r>
       <w:r>
@@ -5032,7 +5169,7 @@
           </mc:Choice>
           <mc:Fallback>
             <w:pict>
-              <v:shape w14:anchorId="457E39E3" id="Graphic 16" o:spid="_x0000_s1026" style="position:absolute;margin-left:35.25pt;margin-top:-10.3pt;width:542.25pt;height:.75pt;z-index:15730688;visibility:visible;mso-wrap-style:square;mso-wrap-distance-left:0;mso-wrap-distance-top:0;mso-wrap-distance-right:0;mso-wrap-distance-bottom:0;mso-position-horizontal:absolute;mso-position-horizontal-relative:page;mso-position-vertical:absolute;mso-position-vertical-relative:text;v-text-anchor:top" coordsize="6886575,9525" o:gfxdata="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" path="m6886575,l,,,9525r6886575,l6886575,xe" fillcolor="#cdcdcd" stroked="f">
+              <v:shape w14:anchorId="46DB773A" id="Graphic 16" o:spid="_x0000_s1026" style="position:absolute;margin-left:35.25pt;margin-top:-10.3pt;width:542.25pt;height:.75pt;z-index:15730688;visibility:visible;mso-wrap-style:square;mso-wrap-distance-left:0;mso-wrap-distance-top:0;mso-wrap-distance-right:0;mso-wrap-distance-bottom:0;mso-position-horizontal:absolute;mso-position-horizontal-relative:page;mso-position-vertical:absolute;mso-position-vertical-relative:text;v-text-anchor:top" coordsize="6886575,9525" o:gfxdata="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" path="m6886575,l,,,9525r6886575,l6886575,xe" fillcolor="#cdcdcd" stroked="f">
                 <v:path arrowok="t"/>
                 <w10:wrap anchorx="page"/>
               </v:shape>
@@ -5290,7 +5427,7 @@
           </mc:Choice>
           <mc:Fallback>
             <w:pict>
-              <v:shape w14:anchorId="0AEE0C75" id="Graphic 18" o:spid="_x0000_s1026" style="position:absolute;margin-left:54.35pt;margin-top:8.4pt;width:1.8pt;height:.4pt;z-index:15730176;visibility:visible;mso-wrap-style:square;mso-wrap-distance-left:0;mso-wrap-distance-top:0;mso-wrap-distance-right:0;mso-wrap-distance-bottom:0;mso-position-horizontal:absolute;mso-position-horizontal-relative:page;mso-position-vertical:absolute;mso-position-vertical-relative:text;v-text-anchor:top" coordsize="22860,5080" o:gfxdata="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" path="m22859,l,,,4572r22859,l22859,xe" fillcolor="black" stroked="f">
+              <v:shape w14:anchorId="5818037A" id="Graphic 18" o:spid="_x0000_s1026" style="position:absolute;margin-left:54.35pt;margin-top:8.4pt;width:1.8pt;height:.4pt;z-index:15730176;visibility:visible;mso-wrap-style:square;mso-wrap-distance-left:0;mso-wrap-distance-top:0;mso-wrap-distance-right:0;mso-wrap-distance-bottom:0;mso-position-horizontal:absolute;mso-position-horizontal-relative:page;mso-position-vertical:absolute;mso-position-vertical-relative:text;v-text-anchor:top" coordsize="22860,5080" o:gfxdata="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" path="m22859,l,,,4572r22859,l22859,xe" fillcolor="black" stroked="f">
                 <v:path arrowok="t"/>
                 <w10:wrap anchorx="page"/>
               </v:shape>
@@ -6093,7 +6230,7 @@
           </mc:Choice>
           <mc:Fallback>
             <w:pict>
-              <v:shape w14:anchorId="54FAC616" id="Graphic 19" o:spid="_x0000_s1026" style="position:absolute;margin-left:35.25pt;margin-top:23.15pt;width:542.25pt;height:.75pt;z-index:15731712;visibility:visible;mso-wrap-style:square;mso-wrap-distance-left:0;mso-wrap-distance-top:0;mso-wrap-distance-right:0;mso-wrap-distance-bottom:0;mso-position-horizontal:absolute;mso-position-horizontal-relative:page;mso-position-vertical:absolute;mso-position-vertical-relative:text;v-text-anchor:top" coordsize="6886575,9525" o:gfxdata="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" path="m6886575,l,,,9525r6886575,l6886575,xe" fillcolor="#cdcdcd" stroked="f">
+              <v:shape w14:anchorId="4FC012C2" id="Graphic 19" o:spid="_x0000_s1026" style="position:absolute;margin-left:35.25pt;margin-top:23.15pt;width:542.25pt;height:.75pt;z-index:15731712;visibility:visible;mso-wrap-style:square;mso-wrap-distance-left:0;mso-wrap-distance-top:0;mso-wrap-distance-right:0;mso-wrap-distance-bottom:0;mso-position-horizontal:absolute;mso-position-horizontal-relative:page;mso-position-vertical:absolute;mso-position-vertical-relative:text;v-text-anchor:top" coordsize="6886575,9525" o:gfxdata="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" path="m6886575,l,,,9525r6886575,l6886575,xe" fillcolor="#cdcdcd" stroked="f">
                 <v:path arrowok="t"/>
                 <w10:wrap anchorx="page"/>
               </v:shape>
@@ -6287,7 +6424,7 @@
           </mc:Choice>
           <mc:Fallback>
             <w:pict>
-              <v:group w14:anchorId="03F55A1A" id="Group 20" o:spid="_x0000_s1026" style="width:242.25pt;height:1.5pt;mso-position-horizontal-relative:char;mso-position-vertical-relative:line" coordsize="30765,190" o:gfxdata="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">
+              <v:group w14:anchorId="1D8E4643" id="Group 20" o:spid="_x0000_s1026" style="width:242.25pt;height:1.5pt;mso-position-horizontal-relative:char;mso-position-vertical-relative:line" coordsize="30765,190" o:gfxdata="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">
                 <v:shape id="Graphic 21" o:spid="_x0000_s1027" style="position:absolute;top:95;width:30765;height:95;visibility:visible;mso-wrap-style:square;v-text-anchor:top" coordsize="3076575,9525" o:gfxdata="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" path="m3076575,l,,,9525r3076575,l3076575,xe" fillcolor="#e7e7e7" stroked="f">
                   <v:path arrowok="t"/>
                 </v:shape>
@@ -6859,7 +6996,7 @@
         <v:path o:extrusionok="f" gradientshapeok="t" o:connecttype="rect"/>
         <o:lock v:ext="edit" aspectratio="t"/>
       </v:shapetype>
-      <v:shape id="_x0000_i1032" type="#_x0000_t75" style="width:6pt;height:6pt" o:bullet="t">
+      <v:shape id="_x0000_i1031" type="#_x0000_t75" style="width:6.2pt;height:6.2pt" o:bullet="t">
         <v:imagedata r:id="rId1" o:title="image7"/>
       </v:shape>
     </w:pict>
@@ -7468,6 +7605,7 @@
   <w:style w:type="character" w:default="1" w:styleId="DefaultParagraphFont">
     <w:name w:val="Default Paragraph Font"/>
     <w:uiPriority w:val="1"/>
+    <w:semiHidden/>
     <w:unhideWhenUsed/>
   </w:style>
   <w:style w:type="table" w:default="1" w:styleId="TableNormal">
